--- a/synthetic/output/doctors/doctors.docx
+++ b/synthetic/output/doctors/doctors.docx
@@ -21,7 +21,7 @@
           </w:tcPr>
           <w:p>
             <w:r>
-              <w:t>doctor code</w:t>
+              <w:t>dr code</w:t>
             </w:r>
           </w:p>
         </w:tc>
@@ -31,7 +31,7 @@
           </w:tcPr>
           <w:p>
             <w:r>
-              <w:t>physician name</w:t>
+              <w:t>dr name</w:t>
             </w:r>
           </w:p>
         </w:tc>
@@ -41,7 +41,7 @@
           </w:tcPr>
           <w:p>
             <w:r>
-              <w:t>area id</w:t>
+              <w:t>territory code</w:t>
             </w:r>
           </w:p>
         </w:tc>
@@ -61,7 +61,7 @@
           </w:tcPr>
           <w:p>
             <w:r>
-              <w:t>doctor status</w:t>
+              <w:t>active status</w:t>
             </w:r>
           </w:p>
         </w:tc>
@@ -83,7 +83,7 @@
           </w:tcPr>
           <w:p>
             <w:r>
-              <w:t>Dr Nandini Loyal</w:t>
+              <w:t>Dr Mohini Pathak</w:t>
             </w:r>
           </w:p>
         </w:tc>
@@ -93,7 +93,7 @@
           </w:tcPr>
           <w:p>
             <w:r>
-              <w:t>T005</w:t>
+              <w:t>T015</w:t>
             </w:r>
           </w:p>
         </w:tc>
@@ -103,7 +103,7 @@
           </w:tcPr>
           <w:p>
             <w:r>
-              <w:t>Neurology</w:t>
+              <w:t>Dermatology</w:t>
             </w:r>
           </w:p>
         </w:tc>
@@ -135,7 +135,7 @@
           </w:tcPr>
           <w:p>
             <w:r>
-              <w:t>Dr Siddharth Murty</w:t>
+              <w:t>Dr Lakshit Upadhyay</w:t>
             </w:r>
           </w:p>
         </w:tc>
@@ -146,6 +146,58 @@
           <w:p>
             <w:r>
               <w:t>T018</w:t>
+            </w:r>
+          </w:p>
+        </w:tc>
+        <w:tc>
+          <w:tcPr>
+            <w:tcW w:type="dxa" w:w="1728"/>
+          </w:tcPr>
+          <w:p>
+            <w:r>
+              <w:t>Cardiology</w:t>
+            </w:r>
+          </w:p>
+        </w:tc>
+        <w:tc>
+          <w:tcPr>
+            <w:tcW w:type="dxa" w:w="1728"/>
+          </w:tcPr>
+          <w:p>
+            <w:r>
+              <w:t>ACTIVE</w:t>
+            </w:r>
+          </w:p>
+        </w:tc>
+      </w:tr>
+      <w:tr>
+        <w:tc>
+          <w:tcPr>
+            <w:tcW w:type="dxa" w:w="1728"/>
+          </w:tcPr>
+          <w:p>
+            <w:r>
+              <w:t>D000003</w:t>
+            </w:r>
+          </w:p>
+        </w:tc>
+        <w:tc>
+          <w:tcPr>
+            <w:tcW w:type="dxa" w:w="1728"/>
+          </w:tcPr>
+          <w:p>
+            <w:r>
+              <w:t>Dr Gavin Batta</w:t>
+            </w:r>
+          </w:p>
+        </w:tc>
+        <w:tc>
+          <w:tcPr>
+            <w:tcW w:type="dxa" w:w="1728"/>
+          </w:tcPr>
+          <w:p>
+            <w:r>
+              <w:t>T004</w:t>
             </w:r>
           </w:p>
         </w:tc>
@@ -177,7 +229,7 @@
           </w:tcPr>
           <w:p>
             <w:r>
-              <w:t>D000003</w:t>
+              <w:t>D000004</w:t>
             </w:r>
           </w:p>
         </w:tc>
@@ -187,7 +239,7 @@
           </w:tcPr>
           <w:p>
             <w:r>
-              <w:t>Dr Xalak Randhawa</w:t>
+              <w:t>Dr Michael Dutta</w:t>
             </w:r>
           </w:p>
         </w:tc>
@@ -197,7 +249,59 @@
           </w:tcPr>
           <w:p>
             <w:r>
-              <w:t>T019</w:t>
+              <w:t>T011</w:t>
+            </w:r>
+          </w:p>
+        </w:tc>
+        <w:tc>
+          <w:tcPr>
+            <w:tcW w:type="dxa" w:w="1728"/>
+          </w:tcPr>
+          <w:p>
+            <w:r>
+              <w:t>General Medicine</w:t>
+            </w:r>
+          </w:p>
+        </w:tc>
+        <w:tc>
+          <w:tcPr>
+            <w:tcW w:type="dxa" w:w="1728"/>
+          </w:tcPr>
+          <w:p>
+            <w:r>
+              <w:t>ACTIVE</w:t>
+            </w:r>
+          </w:p>
+        </w:tc>
+      </w:tr>
+      <w:tr>
+        <w:tc>
+          <w:tcPr>
+            <w:tcW w:type="dxa" w:w="1728"/>
+          </w:tcPr>
+          <w:p>
+            <w:r>
+              <w:t>D000005</w:t>
+            </w:r>
+          </w:p>
+        </w:tc>
+        <w:tc>
+          <w:tcPr>
+            <w:tcW w:type="dxa" w:w="1728"/>
+          </w:tcPr>
+          <w:p>
+            <w:r>
+              <w:t>Dr Devansh Rajan</w:t>
+            </w:r>
+          </w:p>
+        </w:tc>
+        <w:tc>
+          <w:tcPr>
+            <w:tcW w:type="dxa" w:w="1728"/>
+          </w:tcPr>
+          <w:p>
+            <w:r>
+              <w:t>T010</w:t>
             </w:r>
           </w:p>
         </w:tc>
@@ -229,110 +333,6 @@
           </w:tcPr>
           <w:p>
             <w:r>
-              <w:t>D000004</w:t>
-            </w:r>
-          </w:p>
-        </w:tc>
-        <w:tc>
-          <w:tcPr>
-            <w:tcW w:type="dxa" w:w="1728"/>
-          </w:tcPr>
-          <w:p>
-            <w:r>
-              <w:t>Dr Luke Lanka</w:t>
-            </w:r>
-          </w:p>
-        </w:tc>
-        <w:tc>
-          <w:tcPr>
-            <w:tcW w:type="dxa" w:w="1728"/>
-          </w:tcPr>
-          <w:p>
-            <w:r>
-              <w:t>T019</w:t>
-            </w:r>
-          </w:p>
-        </w:tc>
-        <w:tc>
-          <w:tcPr>
-            <w:tcW w:type="dxa" w:w="1728"/>
-          </w:tcPr>
-          <w:p>
-            <w:r>
-              <w:t>Gastroenterology</w:t>
-            </w:r>
-          </w:p>
-        </w:tc>
-        <w:tc>
-          <w:tcPr>
-            <w:tcW w:type="dxa" w:w="1728"/>
-          </w:tcPr>
-          <w:p>
-            <w:r>
-              <w:t>ACTIVE</w:t>
-            </w:r>
-          </w:p>
-        </w:tc>
-      </w:tr>
-      <w:tr>
-        <w:tc>
-          <w:tcPr>
-            <w:tcW w:type="dxa" w:w="1728"/>
-          </w:tcPr>
-          <w:p>
-            <w:r>
-              <w:t>D000005</w:t>
-            </w:r>
-          </w:p>
-        </w:tc>
-        <w:tc>
-          <w:tcPr>
-            <w:tcW w:type="dxa" w:w="1728"/>
-          </w:tcPr>
-          <w:p>
-            <w:r>
-              <w:t>Dr Yatin Yohannan</w:t>
-            </w:r>
-          </w:p>
-        </w:tc>
-        <w:tc>
-          <w:tcPr>
-            <w:tcW w:type="dxa" w:w="1728"/>
-          </w:tcPr>
-          <w:p>
-            <w:r>
-              <w:t>T012</w:t>
-            </w:r>
-          </w:p>
-        </w:tc>
-        <w:tc>
-          <w:tcPr>
-            <w:tcW w:type="dxa" w:w="1728"/>
-          </w:tcPr>
-          <w:p>
-            <w:r>
-              <w:t>Neurology</w:t>
-            </w:r>
-          </w:p>
-        </w:tc>
-        <w:tc>
-          <w:tcPr>
-            <w:tcW w:type="dxa" w:w="1728"/>
-          </w:tcPr>
-          <w:p>
-            <w:r>
-              <w:t>ACTIVE</w:t>
-            </w:r>
-          </w:p>
-        </w:tc>
-      </w:tr>
-      <w:tr>
-        <w:tc>
-          <w:tcPr>
-            <w:tcW w:type="dxa" w:w="1728"/>
-          </w:tcPr>
-          <w:p>
-            <w:r>
               <w:t>D000006</w:t>
             </w:r>
           </w:p>
@@ -343,7 +343,7 @@
           </w:tcPr>
           <w:p>
             <w:r>
-              <w:t>Dr Priya Rastogi</w:t>
+              <w:t>Dr Upadhriti Wadhwa</w:t>
             </w:r>
           </w:p>
         </w:tc>
@@ -353,7 +353,7 @@
           </w:tcPr>
           <w:p>
             <w:r>
-              <w:t>T005</w:t>
+              <w:t>T006</w:t>
             </w:r>
           </w:p>
         </w:tc>
@@ -395,7 +395,7 @@
           </w:tcPr>
           <w:p>
             <w:r>
-              <w:t>Dr Theodore Devi</w:t>
+              <w:t>Dr Advay Contractor</w:t>
             </w:r>
           </w:p>
         </w:tc>
@@ -405,7 +405,7 @@
           </w:tcPr>
           <w:p>
             <w:r>
-              <w:t>T003</w:t>
+              <w:t>T001</w:t>
             </w:r>
           </w:p>
         </w:tc>
@@ -415,7 +415,7 @@
           </w:tcPr>
           <w:p>
             <w:r>
-              <w:t>Cardiology</w:t>
+              <w:t>Dermatology</w:t>
             </w:r>
           </w:p>
         </w:tc>
@@ -447,7 +447,7 @@
           </w:tcPr>
           <w:p>
             <w:r>
-              <w:t>Dr Gavin Batta</w:t>
+              <w:t>Dr Harini Choudhury</w:t>
             </w:r>
           </w:p>
         </w:tc>
@@ -457,7 +457,7 @@
           </w:tcPr>
           <w:p>
             <w:r>
-              <w:t>T004</w:t>
+              <w:t>T017</w:t>
             </w:r>
           </w:p>
         </w:tc>
@@ -499,7 +499,7 @@
           </w:tcPr>
           <w:p>
             <w:r>
-              <w:t>Dr Michael Dutta</w:t>
+              <w:t>Dr Radhika Dugar</w:t>
             </w:r>
           </w:p>
         </w:tc>
@@ -509,7 +509,7 @@
           </w:tcPr>
           <w:p>
             <w:r>
-              <w:t>T006</w:t>
+              <w:t>T017</w:t>
             </w:r>
           </w:p>
         </w:tc>
@@ -519,7 +519,7 @@
           </w:tcPr>
           <w:p>
             <w:r>
-              <w:t>Gastroenterology</w:t>
+              <w:t>General Medicine</w:t>
             </w:r>
           </w:p>
         </w:tc>
@@ -551,7 +551,7 @@
           </w:tcPr>
           <w:p>
             <w:r>
-              <w:t>Dr Devansh Rajan</w:t>
+              <w:t>Dr Aarush Lall</w:t>
             </w:r>
           </w:p>
         </w:tc>
@@ -561,7 +561,7 @@
           </w:tcPr>
           <w:p>
             <w:r>
-              <w:t>T020</w:t>
+              <w:t>T010</w:t>
             </w:r>
           </w:p>
         </w:tc>
@@ -571,7 +571,7 @@
           </w:tcPr>
           <w:p>
             <w:r>
-              <w:t>General Medicine</w:t>
+              <w:t>Neurology</w:t>
             </w:r>
           </w:p>
         </w:tc>

--- a/synthetic/output/doctors/doctors.docx
+++ b/synthetic/output/doctors/doctors.docx
@@ -21,7 +21,7 @@
           </w:tcPr>
           <w:p>
             <w:r>
-              <w:t>dr code</w:t>
+              <w:t>physician id</w:t>
             </w:r>
           </w:p>
         </w:tc>
@@ -31,7 +31,7 @@
           </w:tcPr>
           <w:p>
             <w:r>
-              <w:t>dr name</w:t>
+              <w:t>doctor name</w:t>
             </w:r>
           </w:p>
         </w:tc>
@@ -83,7 +83,7 @@
           </w:tcPr>
           <w:p>
             <w:r>
-              <w:t>Dr Mohini Pathak</w:t>
+              <w:t>Dr Qadim Mallick</w:t>
             </w:r>
           </w:p>
         </w:tc>
@@ -93,7 +93,7 @@
           </w:tcPr>
           <w:p>
             <w:r>
-              <w:t>T015</w:t>
+              <w:t>T003</w:t>
             </w:r>
           </w:p>
         </w:tc>
@@ -103,7 +103,7 @@
           </w:tcPr>
           <w:p>
             <w:r>
-              <w:t>Dermatology</w:t>
+              <w:t>Pulmonology</w:t>
             </w:r>
           </w:p>
         </w:tc>
@@ -135,7 +135,7 @@
           </w:tcPr>
           <w:p>
             <w:r>
-              <w:t>Dr Lakshit Upadhyay</w:t>
+              <w:t>Dr Zaid Borra</w:t>
             </w:r>
           </w:p>
         </w:tc>
@@ -145,7 +145,7 @@
           </w:tcPr>
           <w:p>
             <w:r>
-              <w:t>T018</w:t>
+              <w:t>T005</w:t>
             </w:r>
           </w:p>
         </w:tc>
@@ -155,7 +155,7 @@
           </w:tcPr>
           <w:p>
             <w:r>
-              <w:t>Cardiology</w:t>
+              <w:t>Neurology</w:t>
             </w:r>
           </w:p>
         </w:tc>
@@ -187,7 +187,7 @@
           </w:tcPr>
           <w:p>
             <w:r>
-              <w:t>Dr Gavin Batta</w:t>
+              <w:t>Dr Guneet Bedi</w:t>
             </w:r>
           </w:p>
         </w:tc>
@@ -197,7 +197,7 @@
           </w:tcPr>
           <w:p>
             <w:r>
-              <w:t>T004</w:t>
+              <w:t>T018</w:t>
             </w:r>
           </w:p>
         </w:tc>
@@ -207,7 +207,7 @@
           </w:tcPr>
           <w:p>
             <w:r>
-              <w:t>Dermatology</w:t>
+              <w:t>Orthopedics</w:t>
             </w:r>
           </w:p>
         </w:tc>
@@ -239,7 +239,7 @@
           </w:tcPr>
           <w:p>
             <w:r>
-              <w:t>Dr Michael Dutta</w:t>
+              <w:t>Dr Girik Khalsa</w:t>
             </w:r>
           </w:p>
         </w:tc>
@@ -249,7 +249,7 @@
           </w:tcPr>
           <w:p>
             <w:r>
-              <w:t>T011</w:t>
+              <w:t>T014</w:t>
             </w:r>
           </w:p>
         </w:tc>
@@ -259,7 +259,7 @@
           </w:tcPr>
           <w:p>
             <w:r>
-              <w:t>General Medicine</w:t>
+              <w:t>Diabetology</w:t>
             </w:r>
           </w:p>
         </w:tc>
@@ -291,7 +291,7 @@
           </w:tcPr>
           <w:p>
             <w:r>
-              <w:t>Dr Devansh Rajan</w:t>
+              <w:t>Dr Niharika Sunder</w:t>
             </w:r>
           </w:p>
         </w:tc>
@@ -301,7 +301,7 @@
           </w:tcPr>
           <w:p>
             <w:r>
-              <w:t>T010</w:t>
+              <w:t>T047</w:t>
             </w:r>
           </w:p>
         </w:tc>
@@ -311,7 +311,7 @@
           </w:tcPr>
           <w:p>
             <w:r>
-              <w:t>Gastroenterology</w:t>
+              <w:t>Orthopedics</w:t>
             </w:r>
           </w:p>
         </w:tc>
@@ -343,7 +343,7 @@
           </w:tcPr>
           <w:p>
             <w:r>
-              <w:t>Dr Upadhriti Wadhwa</w:t>
+              <w:t>Dr Tanay Rattan</w:t>
             </w:r>
           </w:p>
         </w:tc>
@@ -353,7 +353,7 @@
           </w:tcPr>
           <w:p>
             <w:r>
-              <w:t>T006</w:t>
+              <w:t>T016</w:t>
             </w:r>
           </w:p>
         </w:tc>
@@ -395,7 +395,7 @@
           </w:tcPr>
           <w:p>
             <w:r>
-              <w:t>Dr Advay Contractor</w:t>
+              <w:t>Dr Nitesh Raghavan</w:t>
             </w:r>
           </w:p>
         </w:tc>
@@ -405,7 +405,7 @@
           </w:tcPr>
           <w:p>
             <w:r>
-              <w:t>T001</w:t>
+              <w:t>T027</w:t>
             </w:r>
           </w:p>
         </w:tc>
@@ -415,7 +415,7 @@
           </w:tcPr>
           <w:p>
             <w:r>
-              <w:t>Dermatology</w:t>
+              <w:t>Neurology</w:t>
             </w:r>
           </w:p>
         </w:tc>
@@ -447,7 +447,7 @@
           </w:tcPr>
           <w:p>
             <w:r>
-              <w:t>Dr Harini Choudhury</w:t>
+              <w:t>Dr Madhavi Lanka</w:t>
             </w:r>
           </w:p>
         </w:tc>
@@ -457,7 +457,7 @@
           </w:tcPr>
           <w:p>
             <w:r>
-              <w:t>T017</w:t>
+              <w:t>T007</w:t>
             </w:r>
           </w:p>
         </w:tc>
@@ -467,7 +467,7 @@
           </w:tcPr>
           <w:p>
             <w:r>
-              <w:t>Diabetology</w:t>
+              <w:t>General Medicine</w:t>
             </w:r>
           </w:p>
         </w:tc>
@@ -499,7 +499,7 @@
           </w:tcPr>
           <w:p>
             <w:r>
-              <w:t>Dr Radhika Dugar</w:t>
+              <w:t>Dr Bhavika Sampath</w:t>
             </w:r>
           </w:p>
         </w:tc>
@@ -509,7 +509,7 @@
           </w:tcPr>
           <w:p>
             <w:r>
-              <w:t>T017</w:t>
+              <w:t>T043</w:t>
             </w:r>
           </w:p>
         </w:tc>
@@ -519,7 +519,7 @@
           </w:tcPr>
           <w:p>
             <w:r>
-              <w:t>General Medicine</w:t>
+              <w:t>Gastroenterology</w:t>
             </w:r>
           </w:p>
         </w:tc>
@@ -551,7 +551,7 @@
           </w:tcPr>
           <w:p>
             <w:r>
-              <w:t>Dr Aarush Lall</w:t>
+              <w:t>Dr Mohammed Gupta</w:t>
             </w:r>
           </w:p>
         </w:tc>
@@ -561,7 +561,7 @@
           </w:tcPr>
           <w:p>
             <w:r>
-              <w:t>T010</w:t>
+              <w:t>T023</w:t>
             </w:r>
           </w:p>
         </w:tc>
@@ -571,7 +571,7 @@
           </w:tcPr>
           <w:p>
             <w:r>
-              <w:t>Neurology</w:t>
+              <w:t>Gastroenterology</w:t>
             </w:r>
           </w:p>
         </w:tc>
